--- a/psmc-24961-MIK/PSMC-24961-62-63-TS-25-01.docx
+++ b/psmc-24961-MIK/PSMC-24961-62-63-TS-25-01.docx
@@ -180,25 +180,43 @@
           <w:szCs w:val="20"/>
           <w:u w:val="none"/>
         </w:rPr>
-        <w:t xml:space="preserve">September 24, </w:t>
-      </w:r>
-      <w:r>
-        <w:rPr>
-          <w:color w:val="auto"/>
-          <w:sz w:val="20"/>
-          <w:szCs w:val="20"/>
-          <w:u w:val="none"/>
-        </w:rPr>
-        <w:t>202</w:t>
-      </w:r>
-      <w:r>
-        <w:rPr>
-          <w:color w:val="auto"/>
-          <w:sz w:val="20"/>
-          <w:szCs w:val="20"/>
-          <w:u w:val="none"/>
-        </w:rPr>
-        <w:t>5</w:t>
+        <w:t>March</w:t>
+      </w:r>
+      <w:r>
+        <w:rPr>
+          <w:color w:val="auto"/>
+          <w:sz w:val="20"/>
+          <w:szCs w:val="20"/>
+          <w:u w:val="none"/>
+        </w:rPr>
+        <w:t xml:space="preserve"> </w:t>
+      </w:r>
+      <w:r>
+        <w:rPr>
+          <w:color w:val="auto"/>
+          <w:sz w:val="20"/>
+          <w:szCs w:val="20"/>
+          <w:u w:val="none"/>
+        </w:rPr>
+        <w:t>13</w:t>
+      </w:r>
+      <w:r>
+        <w:rPr>
+          <w:color w:val="auto"/>
+          <w:sz w:val="20"/>
+          <w:szCs w:val="20"/>
+          <w:u w:val="none"/>
+        </w:rPr>
+        <w:t>, 202</w:t>
+      </w:r>
+      <w:r>
+        <w:rPr>
+          <w:color w:val="auto"/>
+          <w:sz w:val="20"/>
+          <w:szCs w:val="20"/>
+          <w:u w:val="none"/>
+        </w:rPr>
+        <w:t>6</w:t>
       </w:r>
     </w:p>
     <w:p>
@@ -230,54 +248,6 @@
       </w:r>
       <w:r>
         <w:rPr>
-          <w:smallCaps w:val="false"/>
-          <w:caps w:val="false"/>
-          <w:sz w:val="20"/>
-          <w:i w:val="false"/>
-          <w:u w:val="none"/>
-          <w:szCs w:val="20"/>
-          <w:color w:val="auto"/>
-        </w:rPr>
-        <w:instrText xml:space="preserve"> DOCPROPERTY "CoTicker"</w:instrText>
-      </w:r>
-      <w:r>
-        <w:rPr>
-          <w:smallCaps w:val="false"/>
-          <w:caps w:val="false"/>
-          <w:sz w:val="20"/>
-          <w:i w:val="false"/>
-          <w:u w:val="none"/>
-          <w:szCs w:val="20"/>
-          <w:color w:val="auto"/>
-        </w:rPr>
-        <w:fldChar w:fldCharType="separate"/>
-      </w:r>
-      <w:r>
-        <w:rPr>
-          <w:smallCaps w:val="false"/>
-          <w:caps w:val="false"/>
-          <w:sz w:val="20"/>
-          <w:i w:val="false"/>
-          <w:u w:val="none"/>
-          <w:szCs w:val="20"/>
-          <w:color w:val="auto"/>
-        </w:rPr>
-        <w:t>PSMC</w:t>
-      </w:r>
-      <w:r>
-        <w:rPr>
-          <w:smallCaps w:val="false"/>
-          <w:caps w:val="false"/>
-          <w:sz w:val="20"/>
-          <w:i w:val="false"/>
-          <w:u w:val="none"/>
-          <w:szCs w:val="20"/>
-          <w:color w:val="auto"/>
-        </w:rPr>
-        <w:fldChar w:fldCharType="end"/>
-      </w:r>
-      <w:r>
-        <w:rPr>
           <w:i w:val="false"/>
           <w:caps w:val="false"/>
           <w:smallCaps w:val="false"/>
@@ -286,7 +256,7 @@
           <w:szCs w:val="20"/>
           <w:u w:val="none"/>
         </w:rPr>
-        <w:t>-</w:t>
+        <w:instrText xml:space="preserve"> DOCPROPERTY "CoTicker"</w:instrText>
       </w:r>
       <w:r>
         <w:rPr>
@@ -298,55 +268,7 @@
           <w:szCs w:val="20"/>
           <w:u w:val="none"/>
         </w:rPr>
-        <w:fldChar w:fldCharType="begin"/>
-      </w:r>
-      <w:r>
-        <w:rPr>
-          <w:smallCaps w:val="false"/>
-          <w:caps w:val="false"/>
-          <w:sz w:val="20"/>
-          <w:i w:val="false"/>
-          <w:u w:val="none"/>
-          <w:szCs w:val="20"/>
-          <w:color w:val="auto"/>
-        </w:rPr>
-        <w:instrText xml:space="preserve"> DOCPROPERTY "Folio1"</w:instrText>
-      </w:r>
-      <w:r>
-        <w:rPr>
-          <w:smallCaps w:val="false"/>
-          <w:caps w:val="false"/>
-          <w:sz w:val="20"/>
-          <w:i w:val="false"/>
-          <w:u w:val="none"/>
-          <w:szCs w:val="20"/>
-          <w:color w:val="auto"/>
-        </w:rPr>
         <w:fldChar w:fldCharType="separate"/>
-      </w:r>
-      <w:r>
-        <w:rPr>
-          <w:smallCaps w:val="false"/>
-          <w:caps w:val="false"/>
-          <w:sz w:val="20"/>
-          <w:i w:val="false"/>
-          <w:u w:val="none"/>
-          <w:szCs w:val="20"/>
-          <w:color w:val="auto"/>
-        </w:rPr>
-        <w:t>24961, 24962, 24963</w:t>
-      </w:r>
-      <w:r>
-        <w:rPr>
-          <w:smallCaps w:val="false"/>
-          <w:caps w:val="false"/>
-          <w:sz w:val="20"/>
-          <w:i w:val="false"/>
-          <w:u w:val="none"/>
-          <w:szCs w:val="20"/>
-          <w:color w:val="auto"/>
-        </w:rPr>
-        <w:fldChar w:fldCharType="end"/>
       </w:r>
       <w:r>
         <w:rPr>
@@ -358,7 +280,7 @@
           <w:szCs w:val="20"/>
           <w:u w:val="none"/>
         </w:rPr>
-        <w:t>-</w:t>
+        <w:t>PSMC</w:t>
       </w:r>
       <w:r>
         <w:rPr>
@@ -370,53 +292,149 @@
           <w:szCs w:val="20"/>
           <w:u w:val="none"/>
         </w:rPr>
+        <w:fldChar w:fldCharType="end"/>
+      </w:r>
+      <w:r>
+        <w:rPr>
+          <w:i w:val="false"/>
+          <w:caps w:val="false"/>
+          <w:smallCaps w:val="false"/>
+          <w:color w:val="auto"/>
+          <w:sz w:val="20"/>
+          <w:szCs w:val="20"/>
+          <w:u w:val="none"/>
+        </w:rPr>
+        <w:t>-</w:t>
+      </w:r>
+      <w:r>
+        <w:rPr>
+          <w:i w:val="false"/>
+          <w:caps w:val="false"/>
+          <w:smallCaps w:val="false"/>
+          <w:color w:val="auto"/>
+          <w:sz w:val="20"/>
+          <w:szCs w:val="20"/>
+          <w:u w:val="none"/>
+        </w:rPr>
         <w:fldChar w:fldCharType="begin"/>
       </w:r>
       <w:r>
         <w:rPr>
+          <w:i w:val="false"/>
+          <w:caps w:val="false"/>
           <w:smallCaps w:val="false"/>
+          <w:color w:val="auto"/>
+          <w:sz w:val="20"/>
+          <w:szCs w:val="20"/>
+          <w:u w:val="none"/>
+        </w:rPr>
+        <w:instrText xml:space="preserve"> DOCPROPERTY "Folio1"</w:instrText>
+      </w:r>
+      <w:r>
+        <w:rPr>
+          <w:i w:val="false"/>
           <w:caps w:val="false"/>
-          <w:sz w:val="20"/>
+          <w:smallCaps w:val="false"/>
+          <w:color w:val="auto"/>
+          <w:sz w:val="20"/>
+          <w:szCs w:val="20"/>
+          <w:u w:val="none"/>
+        </w:rPr>
+        <w:fldChar w:fldCharType="separate"/>
+      </w:r>
+      <w:r>
+        <w:rPr>
           <w:i w:val="false"/>
-          <w:u w:val="none"/>
-          <w:szCs w:val="20"/>
-          <w:color w:val="auto"/>
+          <w:caps w:val="false"/>
+          <w:smallCaps w:val="false"/>
+          <w:color w:val="auto"/>
+          <w:sz w:val="20"/>
+          <w:szCs w:val="20"/>
+          <w:u w:val="none"/>
+        </w:rPr>
+        <w:t>24961, 24962, 24963</w:t>
+      </w:r>
+      <w:r>
+        <w:rPr>
+          <w:i w:val="false"/>
+          <w:caps w:val="false"/>
+          <w:smallCaps w:val="false"/>
+          <w:color w:val="auto"/>
+          <w:sz w:val="20"/>
+          <w:szCs w:val="20"/>
+          <w:u w:val="none"/>
+        </w:rPr>
+        <w:fldChar w:fldCharType="end"/>
+      </w:r>
+      <w:r>
+        <w:rPr>
+          <w:i w:val="false"/>
+          <w:caps w:val="false"/>
+          <w:smallCaps w:val="false"/>
+          <w:color w:val="auto"/>
+          <w:sz w:val="20"/>
+          <w:szCs w:val="20"/>
+          <w:u w:val="none"/>
+        </w:rPr>
+        <w:t>-</w:t>
+      </w:r>
+      <w:r>
+        <w:rPr>
+          <w:i w:val="false"/>
+          <w:caps w:val="false"/>
+          <w:smallCaps w:val="false"/>
+          <w:color w:val="auto"/>
+          <w:sz w:val="20"/>
+          <w:szCs w:val="20"/>
+          <w:u w:val="none"/>
+        </w:rPr>
+        <w:fldChar w:fldCharType="begin"/>
+      </w:r>
+      <w:r>
+        <w:rPr>
+          <w:i w:val="false"/>
+          <w:caps w:val="false"/>
+          <w:smallCaps w:val="false"/>
+          <w:color w:val="auto"/>
+          <w:sz w:val="20"/>
+          <w:szCs w:val="20"/>
+          <w:u w:val="none"/>
         </w:rPr>
         <w:instrText xml:space="preserve"> DOCPROPERTY "Reference"</w:instrText>
       </w:r>
       <w:r>
         <w:rPr>
+          <w:i w:val="false"/>
+          <w:caps w:val="false"/>
           <w:smallCaps w:val="false"/>
+          <w:color w:val="auto"/>
+          <w:sz w:val="20"/>
+          <w:szCs w:val="20"/>
+          <w:u w:val="none"/>
+        </w:rPr>
+        <w:fldChar w:fldCharType="separate"/>
+      </w:r>
+      <w:r>
+        <w:rPr>
+          <w:i w:val="false"/>
           <w:caps w:val="false"/>
-          <w:sz w:val="20"/>
+          <w:smallCaps w:val="false"/>
+          <w:color w:val="auto"/>
+          <w:sz w:val="20"/>
+          <w:szCs w:val="20"/>
+          <w:u w:val="none"/>
+        </w:rPr>
+        <w:t>TS-25-01</w:t>
+      </w:r>
+      <w:r>
+        <w:rPr>
           <w:i w:val="false"/>
-          <w:u w:val="none"/>
-          <w:szCs w:val="20"/>
-          <w:color w:val="auto"/>
-        </w:rPr>
-        <w:fldChar w:fldCharType="separate"/>
-      </w:r>
-      <w:r>
-        <w:rPr>
+          <w:caps w:val="false"/>
           <w:smallCaps w:val="false"/>
-          <w:caps w:val="false"/>
-          <w:sz w:val="20"/>
-          <w:i w:val="false"/>
-          <w:u w:val="none"/>
-          <w:szCs w:val="20"/>
-          <w:color w:val="auto"/>
-        </w:rPr>
-        <w:t>TS-25-01</w:t>
-      </w:r>
-      <w:r>
-        <w:rPr>
-          <w:smallCaps w:val="false"/>
-          <w:caps w:val="false"/>
-          <w:sz w:val="20"/>
-          <w:i w:val="false"/>
-          <w:u w:val="none"/>
-          <w:szCs w:val="20"/>
-          <w:color w:val="auto"/>
+          <w:color w:val="auto"/>
+          <w:sz w:val="20"/>
+          <w:szCs w:val="20"/>
+          <w:u w:val="none"/>
         </w:rPr>
         <w:fldChar w:fldCharType="end"/>
       </w:r>
@@ -447,20 +465,7 @@
           <w:szCs w:val="20"/>
           <w:u w:val="none"/>
         </w:rPr>
-        <w:t>T</w:t>
-      </w:r>
-      <w:r>
-        <w:rPr>
-          <w:b/>
-          <w:bCs/>
-          <w:strike w:val="false"/>
-          <w:dstrike w:val="false"/>
-          <w:color w:val="auto"/>
-          <w:sz w:val="20"/>
-          <w:szCs w:val="20"/>
-          <w:u w:val="none"/>
-        </w:rPr>
-        <w:t>ransfer Deed for Signature Verification</w:t>
+        <w:t>Transfer Deed for Signature Verification</w:t>
       </w:r>
     </w:p>
     <w:p>
@@ -493,48 +498,12 @@
       </w:r>
       <w:r>
         <w:rPr>
-          <w:sz w:val="20"/>
-          <w:b/>
-          <w:szCs w:val="20"/>
-          <w:bCs/>
-        </w:rPr>
-        <w:instrText xml:space="preserve"> DOCPROPERTY "Company"</w:instrText>
-      </w:r>
-      <w:r>
-        <w:rPr>
-          <w:sz w:val="20"/>
-          <w:b/>
-          <w:szCs w:val="20"/>
-          <w:bCs/>
-        </w:rPr>
-        <w:fldChar w:fldCharType="separate"/>
-      </w:r>
-      <w:r>
-        <w:rPr>
-          <w:sz w:val="20"/>
-          <w:b/>
-          <w:szCs w:val="20"/>
-          <w:bCs/>
-        </w:rPr>
-        <w:t>Pakistan Suzuki Motor Company Limited</w:t>
-      </w:r>
-      <w:r>
-        <w:rPr>
-          <w:sz w:val="20"/>
-          <w:b/>
-          <w:szCs w:val="20"/>
-          <w:bCs/>
-        </w:rPr>
-        <w:fldChar w:fldCharType="end"/>
-      </w:r>
-      <w:r>
-        <w:rPr>
           <w:b/>
           <w:bCs/>
           <w:sz w:val="20"/>
           <w:szCs w:val="20"/>
         </w:rPr>
-        <w:t xml:space="preserve"> </w:t>
+        <w:instrText xml:space="preserve"> DOCPROPERTY "Company"</w:instrText>
       </w:r>
       <w:r>
         <w:rPr>
@@ -543,7 +512,7 @@
           <w:sz w:val="20"/>
           <w:szCs w:val="20"/>
         </w:rPr>
-        <w:t>(</w:t>
+        <w:fldChar w:fldCharType="separate"/>
       </w:r>
       <w:r>
         <w:rPr>
@@ -552,43 +521,7 @@
           <w:sz w:val="20"/>
           <w:szCs w:val="20"/>
         </w:rPr>
-        <w:fldChar w:fldCharType="begin"/>
-      </w:r>
-      <w:r>
-        <w:rPr>
-          <w:sz w:val="20"/>
-          <w:b/>
-          <w:szCs w:val="20"/>
-          <w:bCs/>
-        </w:rPr>
-        <w:instrText xml:space="preserve"> DOCPROPERTY "CoTicker"</w:instrText>
-      </w:r>
-      <w:r>
-        <w:rPr>
-          <w:sz w:val="20"/>
-          <w:b/>
-          <w:szCs w:val="20"/>
-          <w:bCs/>
-        </w:rPr>
-        <w:fldChar w:fldCharType="separate"/>
-      </w:r>
-      <w:r>
-        <w:rPr>
-          <w:sz w:val="20"/>
-          <w:b/>
-          <w:szCs w:val="20"/>
-          <w:bCs/>
-        </w:rPr>
-        <w:t>PSMC</w:t>
-      </w:r>
-      <w:r>
-        <w:rPr>
-          <w:sz w:val="20"/>
-          <w:b/>
-          <w:szCs w:val="20"/>
-          <w:bCs/>
-        </w:rPr>
-        <w:fldChar w:fldCharType="end"/>
+        <w:t>Pakistan Suzuki Motor Company Limited</w:t>
       </w:r>
       <w:r>
         <w:rPr>
@@ -597,7 +530,7 @@
           <w:sz w:val="20"/>
           <w:szCs w:val="20"/>
         </w:rPr>
-        <w:t>)-</w:t>
+        <w:fldChar w:fldCharType="end"/>
       </w:r>
       <w:r>
         <w:rPr>
@@ -606,7 +539,7 @@
           <w:sz w:val="20"/>
           <w:szCs w:val="20"/>
         </w:rPr>
-        <w:t xml:space="preserve"> Foli</w:t>
+        <w:t xml:space="preserve"> </w:t>
       </w:r>
       <w:r>
         <w:rPr>
@@ -615,7 +548,7 @@
           <w:sz w:val="20"/>
           <w:szCs w:val="20"/>
         </w:rPr>
-        <w:t xml:space="preserve">o # </w:t>
+        <w:t>(</w:t>
       </w:r>
       <w:r>
         <w:rPr>
@@ -628,37 +561,91 @@
       </w:r>
       <w:r>
         <w:rPr>
-          <w:sz w:val="20"/>
           <w:b/>
-          <w:szCs w:val="20"/>
           <w:bCs/>
+          <w:sz w:val="20"/>
+          <w:szCs w:val="20"/>
+        </w:rPr>
+        <w:instrText xml:space="preserve"> DOCPROPERTY "CoTicker"</w:instrText>
+      </w:r>
+      <w:r>
+        <w:rPr>
+          <w:b/>
+          <w:bCs/>
+          <w:sz w:val="20"/>
+          <w:szCs w:val="20"/>
+        </w:rPr>
+        <w:fldChar w:fldCharType="separate"/>
+      </w:r>
+      <w:r>
+        <w:rPr>
+          <w:b/>
+          <w:bCs/>
+          <w:sz w:val="20"/>
+          <w:szCs w:val="20"/>
+        </w:rPr>
+        <w:t>PSMC</w:t>
+      </w:r>
+      <w:r>
+        <w:rPr>
+          <w:b/>
+          <w:bCs/>
+          <w:sz w:val="20"/>
+          <w:szCs w:val="20"/>
+        </w:rPr>
+        <w:fldChar w:fldCharType="end"/>
+      </w:r>
+      <w:r>
+        <w:rPr>
+          <w:b/>
+          <w:bCs/>
+          <w:sz w:val="20"/>
+          <w:szCs w:val="20"/>
+        </w:rPr>
+        <w:t xml:space="preserve">)- Folio # </w:t>
+      </w:r>
+      <w:r>
+        <w:rPr>
+          <w:b/>
+          <w:bCs/>
+          <w:sz w:val="20"/>
+          <w:szCs w:val="20"/>
+        </w:rPr>
+        <w:fldChar w:fldCharType="begin"/>
+      </w:r>
+      <w:r>
+        <w:rPr>
+          <w:b/>
+          <w:bCs/>
+          <w:sz w:val="20"/>
+          <w:szCs w:val="20"/>
         </w:rPr>
         <w:instrText xml:space="preserve"> DOCPROPERTY "Folio1"</w:instrText>
       </w:r>
       <w:r>
         <w:rPr>
-          <w:sz w:val="20"/>
           <w:b/>
-          <w:szCs w:val="20"/>
           <w:bCs/>
+          <w:sz w:val="20"/>
+          <w:szCs w:val="20"/>
         </w:rPr>
         <w:fldChar w:fldCharType="separate"/>
       </w:r>
       <w:r>
         <w:rPr>
-          <w:sz w:val="20"/>
           <w:b/>
-          <w:szCs w:val="20"/>
           <w:bCs/>
+          <w:sz w:val="20"/>
+          <w:szCs w:val="20"/>
         </w:rPr>
         <w:t>24961, 24962, 24963</w:t>
       </w:r>
       <w:r>
         <w:rPr>
-          <w:sz w:val="20"/>
           <w:b/>
-          <w:szCs w:val="20"/>
           <w:bCs/>
+          <w:sz w:val="20"/>
+          <w:szCs w:val="20"/>
         </w:rPr>
         <w:fldChar w:fldCharType="end"/>
       </w:r>
@@ -772,19 +759,7 @@
           <w:szCs w:val="20"/>
           <w:u w:val="none"/>
         </w:rPr>
-        <w:t xml:space="preserve">Referring to your letter </w:t>
-      </w:r>
-      <w:r>
-        <w:rPr>
-          <w:b w:val="false"/>
-          <w:strike w:val="false"/>
-          <w:dstrike w:val="false"/>
-          <w:color w:val="auto"/>
-          <w:sz w:val="20"/>
-          <w:szCs w:val="20"/>
-          <w:u w:val="none"/>
-        </w:rPr>
-        <w:t>with following reference:</w:t>
+        <w:t>Referring to your letter with following reference:</w:t>
       </w:r>
     </w:p>
     <w:p>
@@ -820,54 +795,6 @@
       </w:r>
       <w:r>
         <w:rPr>
-          <w:dstrike w:val="false"/>
-          <w:strike w:val="false"/>
-          <w:sz w:val="20"/>
-          <w:u w:val="none"/>
-          <w:b w:val="false"/>
-          <w:szCs w:val="20"/>
-          <w:color w:val="auto"/>
-        </w:rPr>
-        <w:instrText xml:space="preserve"> DOCPROPERTY "ReferenceReceiving"</w:instrText>
-      </w:r>
-      <w:r>
-        <w:rPr>
-          <w:dstrike w:val="false"/>
-          <w:strike w:val="false"/>
-          <w:sz w:val="20"/>
-          <w:u w:val="none"/>
-          <w:b w:val="false"/>
-          <w:szCs w:val="20"/>
-          <w:color w:val="auto"/>
-        </w:rPr>
-        <w:fldChar w:fldCharType="separate"/>
-      </w:r>
-      <w:r>
-        <w:rPr>
-          <w:dstrike w:val="false"/>
-          <w:strike w:val="false"/>
-          <w:sz w:val="20"/>
-          <w:u w:val="none"/>
-          <w:b w:val="false"/>
-          <w:szCs w:val="20"/>
-          <w:color w:val="auto"/>
-        </w:rPr>
-        <w:t>CDCSRSL/LTC/PSMC/1059/25</w:t>
-      </w:r>
-      <w:r>
-        <w:rPr>
-          <w:dstrike w:val="false"/>
-          <w:strike w:val="false"/>
-          <w:sz w:val="20"/>
-          <w:u w:val="none"/>
-          <w:b w:val="false"/>
-          <w:szCs w:val="20"/>
-          <w:color w:val="auto"/>
-        </w:rPr>
-        <w:fldChar w:fldCharType="end"/>
-      </w:r>
-      <w:r>
-        <w:rPr>
           <w:b w:val="false"/>
           <w:strike w:val="false"/>
           <w:dstrike w:val="false"/>
@@ -876,24 +803,8 @@
           <w:szCs w:val="20"/>
           <w:u w:val="none"/>
         </w:rPr>
-        <w:t>,</w:t>
-      </w:r>
-    </w:p>
-    <w:p>
-      <w:pPr>
-        <w:pStyle w:val="Default"/>
-        <w:tabs>
-          <w:tab w:val="clear" w:pos="720"/>
-          <w:tab w:val="left" w:pos="400" w:leader="none"/>
-        </w:tabs>
-        <w:bidi w:val="0"/>
-        <w:jc w:val="start"/>
-        <w:rPr>
-          <w:rFonts w:ascii="Calibri" w:hAnsi="Calibri"/>
-          <w:sz w:val="20"/>
-          <w:szCs w:val="20"/>
-        </w:rPr>
-      </w:pPr>
+        <w:instrText xml:space="preserve"> DOCPROPERTY "ReferenceReceiving"</w:instrText>
+      </w:r>
       <w:r>
         <w:rPr>
           <w:b w:val="false"/>
@@ -904,23 +815,8 @@
           <w:szCs w:val="20"/>
           <w:u w:val="none"/>
         </w:rPr>
-      </w:r>
-    </w:p>
-    <w:p>
-      <w:pPr>
-        <w:pStyle w:val="Default"/>
-        <w:tabs>
-          <w:tab w:val="clear" w:pos="720"/>
-          <w:tab w:val="left" w:pos="400" w:leader="none"/>
-        </w:tabs>
-        <w:bidi w:val="0"/>
-        <w:jc w:val="start"/>
-        <w:rPr>
-          <w:rFonts w:ascii="Calibri" w:hAnsi="Calibri"/>
-          <w:sz w:val="20"/>
-          <w:szCs w:val="20"/>
-        </w:rPr>
-      </w:pPr>
+        <w:fldChar w:fldCharType="separate"/>
+      </w:r>
       <w:r>
         <w:rPr>
           <w:b w:val="false"/>
@@ -931,7 +827,7 @@
           <w:szCs w:val="20"/>
           <w:u w:val="none"/>
         </w:rPr>
-        <w:t xml:space="preserve">I </w:t>
+        <w:t>CDCSRSL/LTC/PSMC/1059/25</w:t>
       </w:r>
       <w:r>
         <w:rPr>
@@ -943,7 +839,7 @@
           <w:szCs w:val="20"/>
           <w:u w:val="none"/>
         </w:rPr>
-        <w:t xml:space="preserve">acknowledge </w:t>
+        <w:fldChar w:fldCharType="end"/>
       </w:r>
       <w:r>
         <w:rPr>
@@ -955,8 +851,46 @@
           <w:szCs w:val="20"/>
           <w:u w:val="none"/>
         </w:rPr>
-        <w:t>receiving</w:t>
-      </w:r>
+        <w:t>,</w:t>
+      </w:r>
+    </w:p>
+    <w:p>
+      <w:pPr>
+        <w:pStyle w:val="Default"/>
+        <w:tabs>
+          <w:tab w:val="clear" w:pos="720"/>
+          <w:tab w:val="left" w:pos="400" w:leader="none"/>
+        </w:tabs>
+        <w:bidi w:val="0"/>
+        <w:jc w:val="start"/>
+        <w:rPr>
+          <w:rFonts w:ascii="Calibri" w:hAnsi="Calibri"/>
+          <w:sz w:val="20"/>
+          <w:szCs w:val="20"/>
+        </w:rPr>
+      </w:pPr>
+      <w:r>
+        <w:rPr>
+          <w:sz w:val="20"/>
+          <w:szCs w:val="20"/>
+        </w:rPr>
+      </w:r>
+    </w:p>
+    <w:p>
+      <w:pPr>
+        <w:pStyle w:val="Default"/>
+        <w:tabs>
+          <w:tab w:val="clear" w:pos="720"/>
+          <w:tab w:val="left" w:pos="400" w:leader="none"/>
+        </w:tabs>
+        <w:bidi w:val="0"/>
+        <w:jc w:val="start"/>
+        <w:rPr>
+          <w:rFonts w:ascii="Calibri" w:hAnsi="Calibri"/>
+          <w:sz w:val="20"/>
+          <w:szCs w:val="20"/>
+        </w:rPr>
+      </w:pPr>
       <w:r>
         <w:rPr>
           <w:b w:val="false"/>
@@ -967,7 +901,7 @@
           <w:szCs w:val="20"/>
           <w:u w:val="none"/>
         </w:rPr>
-        <w:t xml:space="preserve"> of:</w:t>
+        <w:t>I acknowledge receiving of:</w:t>
       </w:r>
     </w:p>
     <w:p>
@@ -999,31 +933,29 @@
           <w:szCs w:val="20"/>
           <w:u w:val="none"/>
         </w:rPr>
-        <w:t xml:space="preserve">Share </w:t>
-      </w:r>
-      <w:r>
-        <w:rPr>
-          <w:b w:val="false"/>
-          <w:strike w:val="false"/>
-          <w:dstrike w:val="false"/>
-          <w:color w:val="auto"/>
-          <w:sz w:val="20"/>
-          <w:szCs w:val="20"/>
-          <w:u w:val="none"/>
-        </w:rPr>
-        <w:t>Certificate</w:t>
-      </w:r>
-      <w:r>
-        <w:rPr>
-          <w:b w:val="false"/>
-          <w:strike w:val="false"/>
-          <w:dstrike w:val="false"/>
-          <w:color w:val="auto"/>
-          <w:sz w:val="20"/>
-          <w:szCs w:val="20"/>
-          <w:u w:val="none"/>
-        </w:rPr>
-        <w:t>s duly transferred into the legal heirs’ respective names.</w:t>
+        <w:t>Share Certificates duly transferred into the legal heirs’ respective names.</w:t>
+      </w:r>
+    </w:p>
+    <w:p>
+      <w:pPr>
+        <w:pStyle w:val="Default"/>
+        <w:tabs>
+          <w:tab w:val="clear" w:pos="720"/>
+          <w:tab w:val="left" w:pos="400" w:leader="none"/>
+        </w:tabs>
+        <w:bidi w:val="0"/>
+        <w:jc w:val="start"/>
+        <w:rPr>
+          <w:rFonts w:ascii="Calibri" w:hAnsi="Calibri"/>
+          <w:sz w:val="20"/>
+          <w:szCs w:val="20"/>
+        </w:rPr>
+      </w:pPr>
+      <w:r>
+        <w:rPr>
+          <w:sz w:val="20"/>
+          <w:szCs w:val="20"/>
+        </w:rPr>
       </w:r>
     </w:p>
     <w:p>
@@ -1052,6 +984,29 @@
           <w:szCs w:val="20"/>
           <w:u w:val="none"/>
         </w:rPr>
+        <w:t>Moving forward in accordance with SECP directives to convert the above mentioned shares into Book Entry Form, please enclose system generated transfer of shares form against the subject mentioned folios in response to this letter to the address listed below.</w:t>
+      </w:r>
+    </w:p>
+    <w:p>
+      <w:pPr>
+        <w:pStyle w:val="Default"/>
+        <w:tabs>
+          <w:tab w:val="clear" w:pos="720"/>
+          <w:tab w:val="left" w:pos="400" w:leader="none"/>
+        </w:tabs>
+        <w:bidi w:val="0"/>
+        <w:jc w:val="start"/>
+        <w:rPr>
+          <w:rFonts w:ascii="Calibri" w:hAnsi="Calibri"/>
+          <w:sz w:val="20"/>
+          <w:szCs w:val="20"/>
+        </w:rPr>
+      </w:pPr>
+      <w:r>
+        <w:rPr>
+          <w:sz w:val="20"/>
+          <w:szCs w:val="20"/>
+        </w:rPr>
       </w:r>
     </w:p>
     <w:p>
@@ -1080,154 +1035,6 @@
           <w:szCs w:val="20"/>
           <w:u w:val="none"/>
         </w:rPr>
-        <w:t xml:space="preserve">Moving forward in accordance with SECP directives to convert </w:t>
-      </w:r>
-      <w:r>
-        <w:rPr>
-          <w:b w:val="false"/>
-          <w:bCs w:val="false"/>
-          <w:strike w:val="false"/>
-          <w:dstrike w:val="false"/>
-          <w:color w:val="auto"/>
-          <w:sz w:val="20"/>
-          <w:szCs w:val="20"/>
-          <w:u w:val="none"/>
-        </w:rPr>
-        <w:t>the above mentioned</w:t>
-      </w:r>
-      <w:r>
-        <w:rPr>
-          <w:b w:val="false"/>
-          <w:bCs w:val="false"/>
-          <w:strike w:val="false"/>
-          <w:dstrike w:val="false"/>
-          <w:color w:val="auto"/>
-          <w:sz w:val="20"/>
-          <w:szCs w:val="20"/>
-          <w:u w:val="none"/>
-        </w:rPr>
-        <w:t xml:space="preserve"> shares into Book Entry Form, </w:t>
-      </w:r>
-      <w:r>
-        <w:rPr>
-          <w:b w:val="false"/>
-          <w:bCs w:val="false"/>
-          <w:strike w:val="false"/>
-          <w:dstrike w:val="false"/>
-          <w:color w:val="auto"/>
-          <w:sz w:val="20"/>
-          <w:szCs w:val="20"/>
-          <w:u w:val="none"/>
-        </w:rPr>
-        <w:t xml:space="preserve">please enclose system generated transfer </w:t>
-      </w:r>
-      <w:r>
-        <w:rPr>
-          <w:b w:val="false"/>
-          <w:bCs w:val="false"/>
-          <w:strike w:val="false"/>
-          <w:dstrike w:val="false"/>
-          <w:color w:val="auto"/>
-          <w:sz w:val="20"/>
-          <w:szCs w:val="20"/>
-          <w:u w:val="none"/>
-        </w:rPr>
-        <w:t>of shares form</w:t>
-      </w:r>
-      <w:r>
-        <w:rPr>
-          <w:b w:val="false"/>
-          <w:bCs w:val="false"/>
-          <w:strike w:val="false"/>
-          <w:dstrike w:val="false"/>
-          <w:color w:val="auto"/>
-          <w:sz w:val="20"/>
-          <w:szCs w:val="20"/>
-          <w:u w:val="none"/>
-        </w:rPr>
-        <w:t xml:space="preserve"> against the subject mentioned folio</w:t>
-      </w:r>
-      <w:r>
-        <w:rPr>
-          <w:b w:val="false"/>
-          <w:bCs w:val="false"/>
-          <w:strike w:val="false"/>
-          <w:dstrike w:val="false"/>
-          <w:color w:val="auto"/>
-          <w:sz w:val="20"/>
-          <w:szCs w:val="20"/>
-          <w:u w:val="none"/>
-        </w:rPr>
-        <w:t>s</w:t>
-      </w:r>
-      <w:r>
-        <w:rPr>
-          <w:b w:val="false"/>
-          <w:bCs w:val="false"/>
-          <w:strike w:val="false"/>
-          <w:dstrike w:val="false"/>
-          <w:color w:val="auto"/>
-          <w:sz w:val="20"/>
-          <w:szCs w:val="20"/>
-          <w:u w:val="none"/>
-        </w:rPr>
-        <w:t xml:space="preserve"> in response to this letter to the address listed below.</w:t>
-      </w:r>
-    </w:p>
-    <w:p>
-      <w:pPr>
-        <w:pStyle w:val="Default"/>
-        <w:tabs>
-          <w:tab w:val="clear" w:pos="720"/>
-          <w:tab w:val="left" w:pos="400" w:leader="none"/>
-        </w:tabs>
-        <w:bidi w:val="0"/>
-        <w:jc w:val="start"/>
-        <w:rPr>
-          <w:rFonts w:ascii="Calibri" w:hAnsi="Calibri"/>
-          <w:sz w:val="20"/>
-          <w:szCs w:val="20"/>
-        </w:rPr>
-      </w:pPr>
-      <w:r>
-        <w:rPr>
-          <w:b w:val="false"/>
-          <w:bCs w:val="false"/>
-          <w:strike w:val="false"/>
-          <w:dstrike w:val="false"/>
-          <w:color w:val="auto"/>
-          <w:sz w:val="20"/>
-          <w:szCs w:val="20"/>
-          <w:u w:val="none"/>
-        </w:rPr>
-      </w:r>
-    </w:p>
-    <w:p>
-      <w:pPr>
-        <w:pStyle w:val="Default"/>
-        <w:tabs>
-          <w:tab w:val="clear" w:pos="720"/>
-          <w:tab w:val="left" w:pos="400" w:leader="none"/>
-        </w:tabs>
-        <w:bidi w:val="0"/>
-        <w:jc w:val="start"/>
-        <w:rPr>
-          <w:rFonts w:ascii="Calibri" w:hAnsi="Calibri"/>
-          <w:sz w:val="20"/>
-          <w:szCs w:val="20"/>
-        </w:rPr>
-      </w:pPr>
-      <w:r>
-        <w:rPr>
-          <w:b w:val="false"/>
-          <w:bCs w:val="false"/>
-          <w:strike w:val="false"/>
-          <w:dstrike w:val="false"/>
-          <w:color w:val="auto"/>
-          <w:sz w:val="20"/>
-          <w:szCs w:val="20"/>
-          <w:u w:val="none"/>
-        </w:rPr>
         <w:t>You may return the same at my registered address, list below.</w:t>
       </w:r>
     </w:p>
@@ -1398,6 +1205,52 @@
           <w:sz w:val="20"/>
           <w:szCs w:val="20"/>
         </w:rPr>
+        <w:drawing>
+          <wp:anchor distT="0" distB="0" distL="0" distR="0" simplePos="0" relativeHeight="2" behindDoc="0" locked="0" layoutInCell="1" allowOverlap="1">
+            <wp:simplePos x="0" y="0"/>
+            <wp:positionH relativeFrom="column">
+              <wp:posOffset>-50165</wp:posOffset>
+            </wp:positionH>
+            <wp:positionV relativeFrom="paragraph">
+              <wp:posOffset>635</wp:posOffset>
+            </wp:positionV>
+            <wp:extent cx="1151890" cy="467995"/>
+            <wp:effectExtent l="0" t="0" r="0" b="0"/>
+            <wp:wrapNone/>
+            <wp:docPr id="1" name="Image1"/>
+            <wp:cNvGraphicFramePr>
+              <a:graphicFrameLocks xmlns:a="http://schemas.openxmlformats.org/drawingml/2006/main" noChangeAspect="1"/>
+            </wp:cNvGraphicFramePr>
+            <a:graphic xmlns:a="http://schemas.openxmlformats.org/drawingml/2006/main">
+              <a:graphicData uri="http://schemas.openxmlformats.org/drawingml/2006/picture">
+                <pic:pic xmlns:pic="http://schemas.openxmlformats.org/drawingml/2006/picture">
+                  <pic:nvPicPr>
+                    <pic:cNvPr id="1" name="Image1"/>
+                    <pic:cNvPicPr>
+                      <a:picLocks noChangeAspect="1" noChangeArrowheads="1"/>
+                    </pic:cNvPicPr>
+                  </pic:nvPicPr>
+                  <pic:blipFill>
+                    <a:blip r:embed="rId2"/>
+                    <a:stretch>
+                      <a:fillRect/>
+                    </a:stretch>
+                  </pic:blipFill>
+                  <pic:spPr bwMode="auto">
+                    <a:xfrm>
+                      <a:off x="0" y="0"/>
+                      <a:ext cx="1151890" cy="467995"/>
+                    </a:xfrm>
+                    <a:prstGeom prst="rect">
+                      <a:avLst/>
+                    </a:prstGeom>
+                    <a:noFill/>
+                  </pic:spPr>
+                </pic:pic>
+              </a:graphicData>
+            </a:graphic>
+          </wp:anchor>
+        </w:drawing>
       </w:r>
     </w:p>
     <w:p>
@@ -1437,14 +1290,14 @@
         </w:tblCellMar>
       </w:tblPr>
       <w:tblGrid>
-        <w:gridCol w:w="4986"/>
-        <w:gridCol w:w="4986"/>
+        <w:gridCol w:w="4985"/>
+        <w:gridCol w:w="4987"/>
       </w:tblGrid>
       <w:tr>
         <w:trPr/>
         <w:tc>
           <w:tcPr>
-            <w:tcW w:w="4986" w:type="dxa"/>
+            <w:tcW w:w="4985" w:type="dxa"/>
             <w:tcBorders/>
           </w:tcPr>
           <w:p>
@@ -1557,7 +1410,7 @@
         </w:tc>
         <w:tc>
           <w:tcPr>
-            <w:tcW w:w="4986" w:type="dxa"/>
+            <w:tcW w:w="4987" w:type="dxa"/>
             <w:tcBorders/>
           </w:tcPr>
           <w:p>
@@ -1740,8 +1593,12 @@
       </w:r>
     </w:p>
     <w:sectPr>
-      <w:headerReference w:type="default" r:id="rId2"/>
-      <w:footerReference w:type="default" r:id="rId3"/>
+      <w:headerReference w:type="even" r:id="rId3"/>
+      <w:headerReference w:type="default" r:id="rId4"/>
+      <w:headerReference w:type="first" r:id="rId5"/>
+      <w:footerReference w:type="even" r:id="rId6"/>
+      <w:footerReference w:type="default" r:id="rId7"/>
+      <w:footerReference w:type="first" r:id="rId8"/>
       <w:type w:val="nextPage"/>
       <w:pgSz w:w="12240" w:h="15840"/>
       <w:pgMar w:left="1134" w:right="1134" w:gutter="0" w:header="1134" w:top="1661" w:footer="1134" w:bottom="1693"/>
@@ -1755,6 +1612,20 @@
 </file>
 
 <file path=word/footer1.xml><?xml version="1.0" encoding="utf-8"?>
+<w:ftr xmlns:o="urn:schemas-microsoft-com:office:office" xmlns:r="http://schemas.openxmlformats.org/officeDocument/2006/relationships" xmlns:v="urn:schemas-microsoft-com:vml" xmlns:w="http://schemas.openxmlformats.org/wordprocessingml/2006/main" xmlns:w10="urn:schemas-microsoft-com:office:word" xmlns:wp="http://schemas.openxmlformats.org/drawingml/2006/wordprocessingDrawing" xmlns:pic="http://schemas.openxmlformats.org/drawingml/2006/picture" xmlns:wps="http://schemas.microsoft.com/office/word/2010/wordprocessingShape" xmlns:wpg="http://schemas.microsoft.com/office/word/2010/wordprocessingGroup" xmlns:mc="http://schemas.openxmlformats.org/markup-compatibility/2006" xmlns:wp14="http://schemas.microsoft.com/office/word/2010/wordprocessingDrawing" xmlns:w14="http://schemas.microsoft.com/office/word/2010/wordml" xmlns:w15="http://schemas.microsoft.com/office/word/2012/wordml" mc:Ignorable="w14 wp14 w15">
+  <w:p>
+    <w:pPr>
+      <w:pStyle w:val="Footer"/>
+      <w:rPr/>
+    </w:pPr>
+    <w:r>
+      <w:rPr/>
+    </w:r>
+  </w:p>
+</w:ftr>
+</file>
+
+<file path=word/footer2.xml><?xml version="1.0" encoding="utf-8"?>
 <w:ftr xmlns:o="urn:schemas-microsoft-com:office:office" xmlns:r="http://schemas.openxmlformats.org/officeDocument/2006/relationships" xmlns:v="urn:schemas-microsoft-com:vml" xmlns:w="http://schemas.openxmlformats.org/wordprocessingml/2006/main" xmlns:w10="urn:schemas-microsoft-com:office:word" xmlns:wp="http://schemas.openxmlformats.org/drawingml/2006/wordprocessingDrawing" xmlns:pic="http://schemas.openxmlformats.org/drawingml/2006/picture" xmlns:wps="http://schemas.microsoft.com/office/word/2010/wordprocessingShape" xmlns:wpg="http://schemas.microsoft.com/office/word/2010/wordprocessingGroup" xmlns:mc="http://schemas.openxmlformats.org/markup-compatibility/2006" xmlns:wp14="http://schemas.microsoft.com/office/word/2010/wordprocessingDrawing" xmlns:w14="http://schemas.microsoft.com/office/word/2010/wordml" xmlns:w15="http://schemas.microsoft.com/office/word/2012/wordml" mc:Ignorable="w14 wp14 w15">
   <w:tbl>
     <w:tblPr>
@@ -1770,8 +1641,8 @@
       </w:tblCellMar>
     </w:tblPr>
     <w:tblGrid>
-      <w:gridCol w:w="4986"/>
-      <w:gridCol w:w="4986"/>
+      <w:gridCol w:w="4985"/>
+      <w:gridCol w:w="4987"/>
     </w:tblGrid>
     <w:tr>
       <w:trPr>
@@ -1779,7 +1650,7 @@
       </w:trPr>
       <w:tc>
         <w:tcPr>
-          <w:tcW w:w="4986" w:type="dxa"/>
+          <w:tcW w:w="4985" w:type="dxa"/>
           <w:tcBorders/>
         </w:tcPr>
         <w:p>
@@ -1793,7 +1664,6 @@
             <w:jc w:val="start"/>
             <w:rPr>
               <w:rFonts w:ascii="Arial" w:hAnsi="Arial"/>
-              <w:i w:val="false"/>
               <w:i w:val="false"/>
               <w:caps w:val="false"/>
               <w:smallCaps w:val="false"/>
@@ -1813,7 +1683,7 @@
       </w:tc>
       <w:tc>
         <w:tcPr>
-          <w:tcW w:w="4986" w:type="dxa"/>
+          <w:tcW w:w="4987" w:type="dxa"/>
           <w:tcBorders/>
         </w:tcPr>
         <w:tbl>
@@ -1831,7 +1701,7 @@
           </w:tblPr>
           <w:tblGrid>
             <w:gridCol w:w="2464"/>
-            <w:gridCol w:w="2464"/>
+            <w:gridCol w:w="2465"/>
           </w:tblGrid>
           <w:tr>
             <w:trPr/>
@@ -1843,6 +1713,7 @@
               <w:p>
                 <w:pPr>
                   <w:pStyle w:val="TableContents"/>
+                  <w:ind w:hanging="0" w:start="0"/>
                   <w:jc w:val="end"/>
                   <w:rPr>
                     <w:rFonts w:ascii="Calibri" w:hAnsi="Calibri"/>
@@ -1864,54 +1735,6 @@
                 </w:r>
                 <w:r>
                   <w:rPr>
-                    <w:smallCaps w:val="false"/>
-                    <w:caps w:val="false"/>
-                    <w:sz w:val="20"/>
-                    <w:i w:val="false"/>
-                    <w:u w:val="none"/>
-                    <w:szCs w:val="20"/>
-                    <w:color w:val="auto"/>
-                  </w:rPr>
-                  <w:instrText xml:space="preserve"> DOCPROPERTY "CoTicker"</w:instrText>
-                </w:r>
-                <w:r>
-                  <w:rPr>
-                    <w:smallCaps w:val="false"/>
-                    <w:caps w:val="false"/>
-                    <w:sz w:val="20"/>
-                    <w:i w:val="false"/>
-                    <w:u w:val="none"/>
-                    <w:szCs w:val="20"/>
-                    <w:color w:val="auto"/>
-                  </w:rPr>
-                  <w:fldChar w:fldCharType="separate"/>
-                </w:r>
-                <w:r>
-                  <w:rPr>
-                    <w:smallCaps w:val="false"/>
-                    <w:caps w:val="false"/>
-                    <w:sz w:val="20"/>
-                    <w:i w:val="false"/>
-                    <w:u w:val="none"/>
-                    <w:szCs w:val="20"/>
-                    <w:color w:val="auto"/>
-                  </w:rPr>
-                  <w:t>PSMC</w:t>
-                </w:r>
-                <w:r>
-                  <w:rPr>
-                    <w:smallCaps w:val="false"/>
-                    <w:caps w:val="false"/>
-                    <w:sz w:val="20"/>
-                    <w:i w:val="false"/>
-                    <w:u w:val="none"/>
-                    <w:szCs w:val="20"/>
-                    <w:color w:val="auto"/>
-                  </w:rPr>
-                  <w:fldChar w:fldCharType="end"/>
-                </w:r>
-                <w:r>
-                  <w:rPr>
                     <w:i w:val="false"/>
                     <w:caps w:val="false"/>
                     <w:smallCaps w:val="false"/>
@@ -1920,7 +1743,7 @@
                     <w:szCs w:val="20"/>
                     <w:u w:val="none"/>
                   </w:rPr>
-                  <w:t>-</w:t>
+                  <w:instrText xml:space="preserve"> DOCPROPERTY "CoTicker"</w:instrText>
                 </w:r>
                 <w:r>
                   <w:rPr>
@@ -1932,55 +1755,7 @@
                     <w:szCs w:val="20"/>
                     <w:u w:val="none"/>
                   </w:rPr>
-                  <w:fldChar w:fldCharType="begin"/>
-                </w:r>
-                <w:r>
-                  <w:rPr>
-                    <w:smallCaps w:val="false"/>
-                    <w:caps w:val="false"/>
-                    <w:sz w:val="20"/>
-                    <w:i w:val="false"/>
-                    <w:u w:val="none"/>
-                    <w:szCs w:val="20"/>
-                    <w:color w:val="auto"/>
-                  </w:rPr>
-                  <w:instrText xml:space="preserve"> DOCPROPERTY "Folio1"</w:instrText>
-                </w:r>
-                <w:r>
-                  <w:rPr>
-                    <w:smallCaps w:val="false"/>
-                    <w:caps w:val="false"/>
-                    <w:sz w:val="20"/>
-                    <w:i w:val="false"/>
-                    <w:u w:val="none"/>
-                    <w:szCs w:val="20"/>
-                    <w:color w:val="auto"/>
-                  </w:rPr>
                   <w:fldChar w:fldCharType="separate"/>
-                </w:r>
-                <w:r>
-                  <w:rPr>
-                    <w:smallCaps w:val="false"/>
-                    <w:caps w:val="false"/>
-                    <w:sz w:val="20"/>
-                    <w:i w:val="false"/>
-                    <w:u w:val="none"/>
-                    <w:szCs w:val="20"/>
-                    <w:color w:val="auto"/>
-                  </w:rPr>
-                  <w:t>24961, 24962, 24963</w:t>
-                </w:r>
-                <w:r>
-                  <w:rPr>
-                    <w:smallCaps w:val="false"/>
-                    <w:caps w:val="false"/>
-                    <w:sz w:val="20"/>
-                    <w:i w:val="false"/>
-                    <w:u w:val="none"/>
-                    <w:szCs w:val="20"/>
-                    <w:color w:val="auto"/>
-                  </w:rPr>
-                  <w:fldChar w:fldCharType="end"/>
                 </w:r>
                 <w:r>
                   <w:rPr>
@@ -1992,6 +1767,102 @@
                     <w:szCs w:val="20"/>
                     <w:u w:val="none"/>
                   </w:rPr>
+                  <w:t>PSMC</w:t>
+                </w:r>
+                <w:r>
+                  <w:rPr>
+                    <w:i w:val="false"/>
+                    <w:caps w:val="false"/>
+                    <w:smallCaps w:val="false"/>
+                    <w:color w:val="auto"/>
+                    <w:sz w:val="20"/>
+                    <w:szCs w:val="20"/>
+                    <w:u w:val="none"/>
+                  </w:rPr>
+                  <w:fldChar w:fldCharType="end"/>
+                </w:r>
+                <w:r>
+                  <w:rPr>
+                    <w:i w:val="false"/>
+                    <w:caps w:val="false"/>
+                    <w:smallCaps w:val="false"/>
+                    <w:color w:val="auto"/>
+                    <w:sz w:val="20"/>
+                    <w:szCs w:val="20"/>
+                    <w:u w:val="none"/>
+                  </w:rPr>
+                  <w:t>-</w:t>
+                </w:r>
+                <w:r>
+                  <w:rPr>
+                    <w:i w:val="false"/>
+                    <w:caps w:val="false"/>
+                    <w:smallCaps w:val="false"/>
+                    <w:color w:val="auto"/>
+                    <w:sz w:val="20"/>
+                    <w:szCs w:val="20"/>
+                    <w:u w:val="none"/>
+                  </w:rPr>
+                  <w:fldChar w:fldCharType="begin"/>
+                </w:r>
+                <w:r>
+                  <w:rPr>
+                    <w:i w:val="false"/>
+                    <w:caps w:val="false"/>
+                    <w:smallCaps w:val="false"/>
+                    <w:color w:val="auto"/>
+                    <w:sz w:val="20"/>
+                    <w:szCs w:val="20"/>
+                    <w:u w:val="none"/>
+                  </w:rPr>
+                  <w:instrText xml:space="preserve"> DOCPROPERTY "Folio1"</w:instrText>
+                </w:r>
+                <w:r>
+                  <w:rPr>
+                    <w:i w:val="false"/>
+                    <w:caps w:val="false"/>
+                    <w:smallCaps w:val="false"/>
+                    <w:color w:val="auto"/>
+                    <w:sz w:val="20"/>
+                    <w:szCs w:val="20"/>
+                    <w:u w:val="none"/>
+                  </w:rPr>
+                  <w:fldChar w:fldCharType="separate"/>
+                </w:r>
+                <w:r>
+                  <w:rPr>
+                    <w:i w:val="false"/>
+                    <w:caps w:val="false"/>
+                    <w:smallCaps w:val="false"/>
+                    <w:color w:val="auto"/>
+                    <w:sz w:val="20"/>
+                    <w:szCs w:val="20"/>
+                    <w:u w:val="none"/>
+                  </w:rPr>
+                  <w:t>24961, 24962, 24963</w:t>
+                </w:r>
+                <w:r>
+                  <w:rPr>
+                    <w:i w:val="false"/>
+                    <w:caps w:val="false"/>
+                    <w:smallCaps w:val="false"/>
+                    <w:color w:val="auto"/>
+                    <w:sz w:val="20"/>
+                    <w:szCs w:val="20"/>
+                    <w:u w:val="none"/>
+                  </w:rPr>
+                  <w:fldChar w:fldCharType="end"/>
+                </w:r>
+                <w:r>
+                  <w:rPr>
+                    <w:i w:val="false"/>
+                    <w:caps w:val="false"/>
+                    <w:smallCaps w:val="false"/>
+                    <w:color w:val="auto"/>
+                    <w:sz w:val="20"/>
+                    <w:szCs w:val="20"/>
+                    <w:u w:val="none"/>
+                  </w:rPr>
                   <w:t>-</w:t>
                 </w:r>
                 <w:r>
@@ -2033,12 +1904,13 @@
             </w:tc>
             <w:tc>
               <w:tcPr>
-                <w:tcW w:w="2464" w:type="dxa"/>
+                <w:tcW w:w="2465" w:type="dxa"/>
                 <w:tcBorders/>
               </w:tcPr>
               <w:p>
                 <w:pPr>
                   <w:pStyle w:val="TableContents"/>
+                  <w:ind w:hanging="0" w:start="0"/>
                   <w:jc w:val="end"/>
                   <w:rPr>
                     <w:rFonts w:ascii="Calibri" w:hAnsi="Calibri"/>
@@ -2138,6 +2010,7 @@
           <w:pPr>
             <w:pStyle w:val="TableContents"/>
             <w:bidi w:val="0"/>
+            <w:ind w:hanging="0" w:start="0"/>
             <w:jc w:val="start"/>
             <w:rPr>
               <w:sz w:val="18"/>
@@ -2157,6 +2030,423 @@
   <w:p>
     <w:pPr>
       <w:pStyle w:val="Footer"/>
+      <w:ind w:hanging="0" w:start="0"/>
+      <w:jc w:val="end"/>
+      <w:rPr/>
+    </w:pPr>
+    <w:r>
+      <w:rPr/>
+    </w:r>
+  </w:p>
+</w:ftr>
+</file>
+
+<file path=word/footer3.xml><?xml version="1.0" encoding="utf-8"?>
+<w:ftr xmlns:o="urn:schemas-microsoft-com:office:office" xmlns:r="http://schemas.openxmlformats.org/officeDocument/2006/relationships" xmlns:v="urn:schemas-microsoft-com:vml" xmlns:w="http://schemas.openxmlformats.org/wordprocessingml/2006/main" xmlns:w10="urn:schemas-microsoft-com:office:word" xmlns:wp="http://schemas.openxmlformats.org/drawingml/2006/wordprocessingDrawing" xmlns:pic="http://schemas.openxmlformats.org/drawingml/2006/picture" xmlns:wps="http://schemas.microsoft.com/office/word/2010/wordprocessingShape" xmlns:wpg="http://schemas.microsoft.com/office/word/2010/wordprocessingGroup" xmlns:mc="http://schemas.openxmlformats.org/markup-compatibility/2006" xmlns:wp14="http://schemas.microsoft.com/office/word/2010/wordprocessingDrawing" xmlns:w14="http://schemas.microsoft.com/office/word/2010/wordml" xmlns:w15="http://schemas.microsoft.com/office/word/2012/wordml" mc:Ignorable="w14 wp14 w15">
+  <w:tbl>
+    <w:tblPr>
+      <w:tblW w:w="5000" w:type="pct"/>
+      <w:jc w:val="start"/>
+      <w:tblInd w:w="0" w:type="dxa"/>
+      <w:tblLayout w:type="fixed"/>
+      <w:tblCellMar>
+        <w:top w:w="29" w:type="dxa"/>
+        <w:start w:w="29" w:type="dxa"/>
+        <w:bottom w:w="29" w:type="dxa"/>
+        <w:end w:w="29" w:type="dxa"/>
+      </w:tblCellMar>
+    </w:tblPr>
+    <w:tblGrid>
+      <w:gridCol w:w="4985"/>
+      <w:gridCol w:w="4987"/>
+    </w:tblGrid>
+    <w:tr>
+      <w:trPr>
+        <w:trHeight w:val="367" w:hRule="atLeast"/>
+      </w:trPr>
+      <w:tc>
+        <w:tcPr>
+          <w:tcW w:w="4985" w:type="dxa"/>
+          <w:tcBorders/>
+        </w:tcPr>
+        <w:p>
+          <w:pPr>
+            <w:pStyle w:val="Default"/>
+            <w:tabs>
+              <w:tab w:val="clear" w:pos="720"/>
+              <w:tab w:val="left" w:pos="400" w:leader="none"/>
+            </w:tabs>
+            <w:bidi w:val="0"/>
+            <w:jc w:val="start"/>
+            <w:rPr>
+              <w:rFonts w:ascii="Arial" w:hAnsi="Arial"/>
+              <w:i w:val="false"/>
+              <w:caps w:val="false"/>
+              <w:smallCaps w:val="false"/>
+              <w:color w:val="auto"/>
+            </w:rPr>
+          </w:pPr>
+          <w:r>
+            <w:rPr>
+              <w:rFonts w:ascii="Arial" w:hAnsi="Arial"/>
+              <w:i w:val="false"/>
+              <w:caps w:val="false"/>
+              <w:smallCaps w:val="false"/>
+              <w:color w:val="auto"/>
+            </w:rPr>
+          </w:r>
+        </w:p>
+      </w:tc>
+      <w:tc>
+        <w:tcPr>
+          <w:tcW w:w="4987" w:type="dxa"/>
+          <w:tcBorders/>
+        </w:tcPr>
+        <w:tbl>
+          <w:tblPr>
+            <w:tblW w:w="5000" w:type="pct"/>
+            <w:jc w:val="start"/>
+            <w:tblInd w:w="0" w:type="dxa"/>
+            <w:tblLayout w:type="fixed"/>
+            <w:tblCellMar>
+              <w:top w:w="29" w:type="dxa"/>
+              <w:start w:w="29" w:type="dxa"/>
+              <w:bottom w:w="29" w:type="dxa"/>
+              <w:end w:w="29" w:type="dxa"/>
+            </w:tblCellMar>
+          </w:tblPr>
+          <w:tblGrid>
+            <w:gridCol w:w="2464"/>
+            <w:gridCol w:w="2465"/>
+          </w:tblGrid>
+          <w:tr>
+            <w:trPr/>
+            <w:tc>
+              <w:tcPr>
+                <w:tcW w:w="2464" w:type="dxa"/>
+                <w:tcBorders/>
+              </w:tcPr>
+              <w:p>
+                <w:pPr>
+                  <w:pStyle w:val="TableContents"/>
+                  <w:ind w:hanging="0" w:start="0"/>
+                  <w:jc w:val="end"/>
+                  <w:rPr>
+                    <w:rFonts w:ascii="Calibri" w:hAnsi="Calibri"/>
+                    <w:sz w:val="18"/>
+                    <w:szCs w:val="18"/>
+                  </w:rPr>
+                </w:pPr>
+                <w:r>
+                  <w:rPr>
+                    <w:i w:val="false"/>
+                    <w:caps w:val="false"/>
+                    <w:smallCaps w:val="false"/>
+                    <w:color w:val="auto"/>
+                    <w:sz w:val="20"/>
+                    <w:szCs w:val="20"/>
+                    <w:u w:val="none"/>
+                  </w:rPr>
+                  <w:fldChar w:fldCharType="begin"/>
+                </w:r>
+                <w:r>
+                  <w:rPr>
+                    <w:i w:val="false"/>
+                    <w:caps w:val="false"/>
+                    <w:smallCaps w:val="false"/>
+                    <w:color w:val="auto"/>
+                    <w:sz w:val="20"/>
+                    <w:szCs w:val="20"/>
+                    <w:u w:val="none"/>
+                  </w:rPr>
+                  <w:instrText xml:space="preserve"> DOCPROPERTY "CoTicker"</w:instrText>
+                </w:r>
+                <w:r>
+                  <w:rPr>
+                    <w:i w:val="false"/>
+                    <w:caps w:val="false"/>
+                    <w:smallCaps w:val="false"/>
+                    <w:color w:val="auto"/>
+                    <w:sz w:val="20"/>
+                    <w:szCs w:val="20"/>
+                    <w:u w:val="none"/>
+                  </w:rPr>
+                  <w:fldChar w:fldCharType="separate"/>
+                </w:r>
+                <w:r>
+                  <w:rPr>
+                    <w:i w:val="false"/>
+                    <w:caps w:val="false"/>
+                    <w:smallCaps w:val="false"/>
+                    <w:color w:val="auto"/>
+                    <w:sz w:val="20"/>
+                    <w:szCs w:val="20"/>
+                    <w:u w:val="none"/>
+                  </w:rPr>
+                  <w:t>PSMC</w:t>
+                </w:r>
+                <w:r>
+                  <w:rPr>
+                    <w:i w:val="false"/>
+                    <w:caps w:val="false"/>
+                    <w:smallCaps w:val="false"/>
+                    <w:color w:val="auto"/>
+                    <w:sz w:val="20"/>
+                    <w:szCs w:val="20"/>
+                    <w:u w:val="none"/>
+                  </w:rPr>
+                  <w:fldChar w:fldCharType="end"/>
+                </w:r>
+                <w:r>
+                  <w:rPr>
+                    <w:i w:val="false"/>
+                    <w:caps w:val="false"/>
+                    <w:smallCaps w:val="false"/>
+                    <w:color w:val="auto"/>
+                    <w:sz w:val="20"/>
+                    <w:szCs w:val="20"/>
+                    <w:u w:val="none"/>
+                  </w:rPr>
+                  <w:t>-</w:t>
+                </w:r>
+                <w:r>
+                  <w:rPr>
+                    <w:i w:val="false"/>
+                    <w:caps w:val="false"/>
+                    <w:smallCaps w:val="false"/>
+                    <w:color w:val="auto"/>
+                    <w:sz w:val="20"/>
+                    <w:szCs w:val="20"/>
+                    <w:u w:val="none"/>
+                  </w:rPr>
+                  <w:fldChar w:fldCharType="begin"/>
+                </w:r>
+                <w:r>
+                  <w:rPr>
+                    <w:i w:val="false"/>
+                    <w:caps w:val="false"/>
+                    <w:smallCaps w:val="false"/>
+                    <w:color w:val="auto"/>
+                    <w:sz w:val="20"/>
+                    <w:szCs w:val="20"/>
+                    <w:u w:val="none"/>
+                  </w:rPr>
+                  <w:instrText xml:space="preserve"> DOCPROPERTY "Folio1"</w:instrText>
+                </w:r>
+                <w:r>
+                  <w:rPr>
+                    <w:i w:val="false"/>
+                    <w:caps w:val="false"/>
+                    <w:smallCaps w:val="false"/>
+                    <w:color w:val="auto"/>
+                    <w:sz w:val="20"/>
+                    <w:szCs w:val="20"/>
+                    <w:u w:val="none"/>
+                  </w:rPr>
+                  <w:fldChar w:fldCharType="separate"/>
+                </w:r>
+                <w:r>
+                  <w:rPr>
+                    <w:i w:val="false"/>
+                    <w:caps w:val="false"/>
+                    <w:smallCaps w:val="false"/>
+                    <w:color w:val="auto"/>
+                    <w:sz w:val="20"/>
+                    <w:szCs w:val="20"/>
+                    <w:u w:val="none"/>
+                  </w:rPr>
+                  <w:t>24961, 24962, 24963</w:t>
+                </w:r>
+                <w:r>
+                  <w:rPr>
+                    <w:i w:val="false"/>
+                    <w:caps w:val="false"/>
+                    <w:smallCaps w:val="false"/>
+                    <w:color w:val="auto"/>
+                    <w:sz w:val="20"/>
+                    <w:szCs w:val="20"/>
+                    <w:u w:val="none"/>
+                  </w:rPr>
+                  <w:fldChar w:fldCharType="end"/>
+                </w:r>
+                <w:r>
+                  <w:rPr>
+                    <w:i w:val="false"/>
+                    <w:caps w:val="false"/>
+                    <w:smallCaps w:val="false"/>
+                    <w:color w:val="auto"/>
+                    <w:sz w:val="20"/>
+                    <w:szCs w:val="20"/>
+                    <w:u w:val="none"/>
+                  </w:rPr>
+                  <w:t>-</w:t>
+                </w:r>
+                <w:r>
+                  <w:rPr>
+                    <w:sz w:val="18"/>
+                    <w:szCs w:val="18"/>
+                  </w:rPr>
+                  <w:fldChar w:fldCharType="begin"/>
+                </w:r>
+                <w:r>
+                  <w:rPr>
+                    <w:sz w:val="18"/>
+                    <w:szCs w:val="18"/>
+                  </w:rPr>
+                  <w:instrText xml:space="preserve"> DOCPROPERTY "Reference"</w:instrText>
+                </w:r>
+                <w:r>
+                  <w:rPr>
+                    <w:sz w:val="18"/>
+                    <w:szCs w:val="18"/>
+                  </w:rPr>
+                  <w:fldChar w:fldCharType="separate"/>
+                </w:r>
+                <w:r>
+                  <w:rPr>
+                    <w:sz w:val="18"/>
+                    <w:szCs w:val="18"/>
+                  </w:rPr>
+                  <w:t>TS-25-01</w:t>
+                </w:r>
+                <w:r>
+                  <w:rPr>
+                    <w:sz w:val="18"/>
+                    <w:szCs w:val="18"/>
+                  </w:rPr>
+                  <w:fldChar w:fldCharType="end"/>
+                </w:r>
+              </w:p>
+            </w:tc>
+            <w:tc>
+              <w:tcPr>
+                <w:tcW w:w="2465" w:type="dxa"/>
+                <w:tcBorders/>
+              </w:tcPr>
+              <w:p>
+                <w:pPr>
+                  <w:pStyle w:val="TableContents"/>
+                  <w:ind w:hanging="0" w:start="0"/>
+                  <w:jc w:val="end"/>
+                  <w:rPr>
+                    <w:rFonts w:ascii="Calibri" w:hAnsi="Calibri"/>
+                    <w:sz w:val="18"/>
+                    <w:szCs w:val="18"/>
+                  </w:rPr>
+                </w:pPr>
+                <w:r>
+                  <w:rPr>
+                    <w:sz w:val="18"/>
+                    <w:szCs w:val="18"/>
+                  </w:rPr>
+                  <w:t xml:space="preserve">Page </w:t>
+                </w:r>
+                <w:r>
+                  <w:rPr>
+                    <w:sz w:val="18"/>
+                    <w:szCs w:val="18"/>
+                  </w:rPr>
+                  <w:fldChar w:fldCharType="begin"/>
+                </w:r>
+                <w:r>
+                  <w:rPr>
+                    <w:sz w:val="18"/>
+                    <w:szCs w:val="18"/>
+                  </w:rPr>
+                  <w:instrText xml:space="preserve"> PAGE </w:instrText>
+                </w:r>
+                <w:r>
+                  <w:rPr>
+                    <w:sz w:val="18"/>
+                    <w:szCs w:val="18"/>
+                  </w:rPr>
+                  <w:fldChar w:fldCharType="separate"/>
+                </w:r>
+                <w:r>
+                  <w:rPr>
+                    <w:sz w:val="18"/>
+                    <w:szCs w:val="18"/>
+                  </w:rPr>
+                  <w:t>1</w:t>
+                </w:r>
+                <w:r>
+                  <w:rPr>
+                    <w:sz w:val="18"/>
+                    <w:szCs w:val="18"/>
+                  </w:rPr>
+                  <w:fldChar w:fldCharType="end"/>
+                </w:r>
+                <w:r>
+                  <w:rPr>
+                    <w:sz w:val="18"/>
+                    <w:szCs w:val="18"/>
+                  </w:rPr>
+                  <w:t xml:space="preserve"> of </w:t>
+                </w:r>
+                <w:r>
+                  <w:rPr>
+                    <w:sz w:val="18"/>
+                    <w:szCs w:val="18"/>
+                  </w:rPr>
+                  <w:fldChar w:fldCharType="begin"/>
+                </w:r>
+                <w:r>
+                  <w:rPr>
+                    <w:sz w:val="18"/>
+                    <w:szCs w:val="18"/>
+                  </w:rPr>
+                  <w:instrText xml:space="preserve"> NUMPAGES </w:instrText>
+                </w:r>
+                <w:r>
+                  <w:rPr>
+                    <w:sz w:val="18"/>
+                    <w:szCs w:val="18"/>
+                  </w:rPr>
+                  <w:fldChar w:fldCharType="separate"/>
+                </w:r>
+                <w:r>
+                  <w:rPr>
+                    <w:sz w:val="18"/>
+                    <w:szCs w:val="18"/>
+                  </w:rPr>
+                  <w:t>1</w:t>
+                </w:r>
+                <w:r>
+                  <w:rPr>
+                    <w:sz w:val="18"/>
+                    <w:szCs w:val="18"/>
+                  </w:rPr>
+                  <w:fldChar w:fldCharType="end"/>
+                </w:r>
+              </w:p>
+            </w:tc>
+          </w:tr>
+        </w:tbl>
+        <w:p>
+          <w:pPr>
+            <w:pStyle w:val="TableContents"/>
+            <w:bidi w:val="0"/>
+            <w:ind w:hanging="0" w:start="0"/>
+            <w:jc w:val="start"/>
+            <w:rPr>
+              <w:sz w:val="18"/>
+              <w:szCs w:val="18"/>
+            </w:rPr>
+          </w:pPr>
+          <w:r>
+            <w:rPr>
+              <w:sz w:val="18"/>
+              <w:szCs w:val="18"/>
+            </w:rPr>
+          </w:r>
+        </w:p>
+      </w:tc>
+    </w:tr>
+  </w:tbl>
+  <w:p>
+    <w:pPr>
+      <w:pStyle w:val="Footer"/>
+      <w:ind w:hanging="0" w:start="0"/>
       <w:jc w:val="end"/>
       <w:rPr/>
     </w:pPr>
@@ -2172,6 +2462,37 @@
   <w:p>
     <w:pPr>
       <w:pStyle w:val="Header"/>
+      <w:rPr/>
+    </w:pPr>
+    <w:r>
+      <w:rPr/>
+    </w:r>
+  </w:p>
+</w:hdr>
+</file>
+
+<file path=word/header2.xml><?xml version="1.0" encoding="utf-8"?>
+<w:hdr xmlns:o="urn:schemas-microsoft-com:office:office" xmlns:r="http://schemas.openxmlformats.org/officeDocument/2006/relationships" xmlns:v="urn:schemas-microsoft-com:vml" xmlns:w="http://schemas.openxmlformats.org/wordprocessingml/2006/main" xmlns:w10="urn:schemas-microsoft-com:office:word" xmlns:wp="http://schemas.openxmlformats.org/drawingml/2006/wordprocessingDrawing" xmlns:pic="http://schemas.openxmlformats.org/drawingml/2006/picture" xmlns:wps="http://schemas.microsoft.com/office/word/2010/wordprocessingShape" xmlns:wpg="http://schemas.microsoft.com/office/word/2010/wordprocessingGroup" xmlns:mc="http://schemas.openxmlformats.org/markup-compatibility/2006" xmlns:wp14="http://schemas.microsoft.com/office/word/2010/wordprocessingDrawing" xmlns:w14="http://schemas.microsoft.com/office/word/2010/wordml" xmlns:w15="http://schemas.microsoft.com/office/word/2012/wordml" mc:Ignorable="w14 wp14 w15">
+  <w:p>
+    <w:pPr>
+      <w:pStyle w:val="Header"/>
+      <w:ind w:hanging="0" w:start="0"/>
+      <w:jc w:val="end"/>
+      <w:rPr/>
+    </w:pPr>
+    <w:r>
+      <w:rPr/>
+    </w:r>
+  </w:p>
+</w:hdr>
+</file>
+
+<file path=word/header3.xml><?xml version="1.0" encoding="utf-8"?>
+<w:hdr xmlns:o="urn:schemas-microsoft-com:office:office" xmlns:r="http://schemas.openxmlformats.org/officeDocument/2006/relationships" xmlns:v="urn:schemas-microsoft-com:vml" xmlns:w="http://schemas.openxmlformats.org/wordprocessingml/2006/main" xmlns:w10="urn:schemas-microsoft-com:office:word" xmlns:wp="http://schemas.openxmlformats.org/drawingml/2006/wordprocessingDrawing" xmlns:pic="http://schemas.openxmlformats.org/drawingml/2006/picture" xmlns:wps="http://schemas.microsoft.com/office/word/2010/wordprocessingShape" xmlns:wpg="http://schemas.microsoft.com/office/word/2010/wordprocessingGroup" xmlns:mc="http://schemas.openxmlformats.org/markup-compatibility/2006" xmlns:wp14="http://schemas.microsoft.com/office/word/2010/wordprocessingDrawing" xmlns:w14="http://schemas.microsoft.com/office/word/2010/wordml" xmlns:w15="http://schemas.microsoft.com/office/word/2012/wordml" mc:Ignorable="w14 wp14 w15">
+  <w:p>
+    <w:pPr>
+      <w:pStyle w:val="Header"/>
+      <w:ind w:hanging="0" w:start="0"/>
       <w:jc w:val="end"/>
       <w:rPr/>
     </w:pPr>
@@ -2187,7 +2508,6 @@
   <w:abstractNum w:abstractNumId="1">
     <w:lvl w:ilvl="0">
       <w:start w:val="1"/>
-      <w:pStyle w:val="Heading1"/>
       <w:numFmt w:val="none"/>
       <w:suff w:val="nothing"/>
       <w:lvlText w:val="%1"/>
@@ -2198,6 +2518,7 @@
         </w:tabs>
         <w:ind w:start="0" w:hanging="0"/>
       </w:pPr>
+      <w:rPr/>
     </w:lvl>
     <w:lvl w:ilvl="1">
       <w:start w:val="1"/>
@@ -2211,6 +2532,7 @@
         </w:tabs>
         <w:ind w:start="0" w:hanging="0"/>
       </w:pPr>
+      <w:rPr/>
     </w:lvl>
     <w:lvl w:ilvl="2">
       <w:start w:val="1"/>
@@ -2224,6 +2546,7 @@
         </w:tabs>
         <w:ind w:start="0" w:hanging="0"/>
       </w:pPr>
+      <w:rPr/>
     </w:lvl>
     <w:lvl w:ilvl="3">
       <w:start w:val="1"/>
@@ -2237,6 +2560,7 @@
         </w:tabs>
         <w:ind w:start="0" w:hanging="0"/>
       </w:pPr>
+      <w:rPr/>
     </w:lvl>
     <w:lvl w:ilvl="4">
       <w:start w:val="1"/>
@@ -2250,6 +2574,7 @@
         </w:tabs>
         <w:ind w:start="0" w:hanging="0"/>
       </w:pPr>
+      <w:rPr/>
     </w:lvl>
     <w:lvl w:ilvl="5">
       <w:start w:val="1"/>
@@ -2263,6 +2588,7 @@
         </w:tabs>
         <w:ind w:start="0" w:hanging="0"/>
       </w:pPr>
+      <w:rPr/>
     </w:lvl>
     <w:lvl w:ilvl="6">
       <w:start w:val="1"/>
@@ -2276,6 +2602,7 @@
         </w:tabs>
         <w:ind w:start="0" w:hanging="0"/>
       </w:pPr>
+      <w:rPr/>
     </w:lvl>
     <w:lvl w:ilvl="7">
       <w:start w:val="1"/>
@@ -2289,6 +2616,7 @@
         </w:tabs>
         <w:ind w:start="0" w:hanging="0"/>
       </w:pPr>
+      <w:rPr/>
     </w:lvl>
     <w:lvl w:ilvl="8">
       <w:start w:val="1"/>
@@ -2302,6 +2630,7 @@
         </w:tabs>
         <w:ind w:start="0" w:hanging="0"/>
       </w:pPr>
+      <w:rPr/>
     </w:lvl>
   </w:abstractNum>
   <w:abstractNum w:abstractNumId="2">
@@ -2677,6 +3006,125 @@
         <w:ind w:start="3600" w:hanging="360"/>
       </w:pPr>
       <w:rPr/>
+    </w:lvl>
+  </w:abstractNum>
+  <w:abstractNum w:abstractNumId="5">
+    <w:lvl w:ilvl="0">
+      <w:start w:val="1"/>
+      <w:numFmt w:val="none"/>
+      <w:suff w:val="nothing"/>
+      <w:lvlText w:val=""/>
+      <w:lvlJc w:val="start"/>
+      <w:pPr>
+        <w:tabs>
+          <w:tab w:val="num" w:pos="0"/>
+        </w:tabs>
+        <w:ind w:start="0" w:hanging="0"/>
+      </w:pPr>
+    </w:lvl>
+    <w:lvl w:ilvl="1">
+      <w:start w:val="1"/>
+      <w:numFmt w:val="none"/>
+      <w:suff w:val="nothing"/>
+      <w:lvlText w:val=""/>
+      <w:lvlJc w:val="start"/>
+      <w:pPr>
+        <w:tabs>
+          <w:tab w:val="num" w:pos="0"/>
+        </w:tabs>
+        <w:ind w:start="0" w:hanging="0"/>
+      </w:pPr>
+    </w:lvl>
+    <w:lvl w:ilvl="2">
+      <w:start w:val="1"/>
+      <w:numFmt w:val="none"/>
+      <w:suff w:val="nothing"/>
+      <w:lvlText w:val=""/>
+      <w:lvlJc w:val="start"/>
+      <w:pPr>
+        <w:tabs>
+          <w:tab w:val="num" w:pos="0"/>
+        </w:tabs>
+        <w:ind w:start="0" w:hanging="0"/>
+      </w:pPr>
+    </w:lvl>
+    <w:lvl w:ilvl="3">
+      <w:start w:val="1"/>
+      <w:numFmt w:val="none"/>
+      <w:suff w:val="nothing"/>
+      <w:lvlText w:val=""/>
+      <w:lvlJc w:val="start"/>
+      <w:pPr>
+        <w:tabs>
+          <w:tab w:val="num" w:pos="0"/>
+        </w:tabs>
+        <w:ind w:start="0" w:hanging="0"/>
+      </w:pPr>
+    </w:lvl>
+    <w:lvl w:ilvl="4">
+      <w:start w:val="1"/>
+      <w:numFmt w:val="none"/>
+      <w:suff w:val="nothing"/>
+      <w:lvlText w:val=""/>
+      <w:lvlJc w:val="start"/>
+      <w:pPr>
+        <w:tabs>
+          <w:tab w:val="num" w:pos="0"/>
+        </w:tabs>
+        <w:ind w:start="0" w:hanging="0"/>
+      </w:pPr>
+    </w:lvl>
+    <w:lvl w:ilvl="5">
+      <w:start w:val="1"/>
+      <w:numFmt w:val="none"/>
+      <w:suff w:val="nothing"/>
+      <w:lvlText w:val=""/>
+      <w:lvlJc w:val="start"/>
+      <w:pPr>
+        <w:tabs>
+          <w:tab w:val="num" w:pos="0"/>
+        </w:tabs>
+        <w:ind w:start="0" w:hanging="0"/>
+      </w:pPr>
+    </w:lvl>
+    <w:lvl w:ilvl="6">
+      <w:start w:val="1"/>
+      <w:numFmt w:val="none"/>
+      <w:suff w:val="nothing"/>
+      <w:lvlText w:val=""/>
+      <w:lvlJc w:val="start"/>
+      <w:pPr>
+        <w:tabs>
+          <w:tab w:val="num" w:pos="0"/>
+        </w:tabs>
+        <w:ind w:start="0" w:hanging="0"/>
+      </w:pPr>
+    </w:lvl>
+    <w:lvl w:ilvl="7">
+      <w:start w:val="1"/>
+      <w:numFmt w:val="none"/>
+      <w:suff w:val="nothing"/>
+      <w:lvlText w:val=""/>
+      <w:lvlJc w:val="start"/>
+      <w:pPr>
+        <w:tabs>
+          <w:tab w:val="num" w:pos="0"/>
+        </w:tabs>
+        <w:ind w:start="0" w:hanging="0"/>
+      </w:pPr>
+    </w:lvl>
+    <w:lvl w:ilvl="8">
+      <w:start w:val="1"/>
+      <w:numFmt w:val="none"/>
+      <w:suff w:val="nothing"/>
+      <w:lvlText w:val=""/>
+      <w:lvlJc w:val="start"/>
+      <w:pPr>
+        <w:tabs>
+          <w:tab w:val="num" w:pos="0"/>
+        </w:tabs>
+        <w:ind w:start="0" w:hanging="0"/>
+      </w:pPr>
     </w:lvl>
   </w:abstractNum>
   <w:num w:numId="1">
@@ -2690,6 +3138,9 @@
   </w:num>
   <w:num w:numId="4">
     <w:abstractNumId w:val="4"/>
+  </w:num>
+  <w:num w:numId="5">
+    <w:abstractNumId w:val="5"/>
   </w:num>
 </w:numbering>
 </file>
@@ -2718,9 +3169,7 @@
     <w:pPr>
       <w:widowControl/>
       <w:suppressAutoHyphens w:val="true"/>
-      <w:kinsoku w:val="true"/>
-      <w:overflowPunct w:val="true"/>
-      <w:autoSpaceDE w:val="true"/>
+      <w:overflowPunct w:val="false"/>
       <w:bidi w:val="0"/>
       <w:snapToGrid w:val="false"/>
       <w:spacing w:before="0" w:after="0"/>
@@ -2772,8 +3221,8 @@
       <w:bCs/>
     </w:rPr>
   </w:style>
-  <w:style w:type="character" w:styleId="Bullets">
-    <w:name w:val="Bullets"/>
+  <w:style w:type="character" w:styleId="Bulletsuser">
+    <w:name w:val="Bullets (user)"/>
     <w:qFormat/>
     <w:rPr>
       <w:rFonts w:ascii="OpenSymbol" w:hAnsi="OpenSymbol" w:eastAsia="OpenSymbol" w:cs="OpenSymbol"/>
@@ -2876,9 +3325,7 @@
     <w:pPr>
       <w:widowControl/>
       <w:suppressAutoHyphens w:val="true"/>
-      <w:kinsoku w:val="true"/>
-      <w:overflowPunct w:val="true"/>
-      <w:autoSpaceDE w:val="true"/>
+      <w:overflowPunct w:val="false"/>
       <w:bidi w:val="0"/>
       <w:spacing w:before="0" w:after="0"/>
       <w:jc w:val="start"/>
@@ -3013,37 +3460,37 @@
         <a:srgbClr val="000000"/>
       </a:dk1>
       <a:lt1>
-        <a:srgbClr val="ffffff"/>
+        <a:srgbClr val="FFFFFF"/>
       </a:lt1>
       <a:dk2>
         <a:srgbClr val="000000"/>
       </a:dk2>
       <a:lt2>
-        <a:srgbClr val="ffffff"/>
+        <a:srgbClr val="FFFFFF"/>
       </a:lt2>
       <a:accent1>
-        <a:srgbClr val="18a303"/>
+        <a:srgbClr val="18A303"/>
       </a:accent1>
       <a:accent2>
-        <a:srgbClr val="0369a3"/>
+        <a:srgbClr val="0369A3"/>
       </a:accent2>
       <a:accent3>
-        <a:srgbClr val="a33e03"/>
+        <a:srgbClr val="A33E03"/>
       </a:accent3>
       <a:accent4>
-        <a:srgbClr val="8e03a3"/>
+        <a:srgbClr val="8E03A3"/>
       </a:accent4>
       <a:accent5>
-        <a:srgbClr val="c99c00"/>
+        <a:srgbClr val="C99C00"/>
       </a:accent5>
       <a:accent6>
-        <a:srgbClr val="c9211e"/>
+        <a:srgbClr val="C9211E"/>
       </a:accent6>
       <a:hlink>
-        <a:srgbClr val="0000ee"/>
+        <a:srgbClr val="0000EE"/>
       </a:hlink>
       <a:folHlink>
-        <a:srgbClr val="551a8b"/>
+        <a:srgbClr val="551A8B"/>
       </a:folHlink>
     </a:clrScheme>
     <a:fontScheme name="Office">
